--- a/docs/ТЗ для TracerouteEvents.docx
+++ b/docs/ТЗ для TracerouteEvents.docx
@@ -108,7 +108,7 @@
           <w:sz w:val="24"/>
         </w:rPr>
         <w:pict w14:anchorId="72444890">
-          <v:rect id="_x0000_i1173" style="width:0;height:1.5pt" o:hralign="center" o:hrstd="t" o:hr="t" fillcolor="#a0a0a0" stroked="f"/>
+          <v:rect id="_x0000_i1025" style="width:0;height:1.5pt" o:hralign="center" o:hrstd="t" o:hr="t" fillcolor="#a0a0a0" stroked="f"/>
         </w:pict>
       </w:r>
     </w:p>
@@ -684,92 +684,62 @@
               <w:rPr>
                 <w:sz w:val="24"/>
               </w:rPr>
-              <w:t xml:space="preserve">Обухов </w:t>
-            </w:r>
-            <w:proofErr w:type="gramStart"/>
+              <w:t xml:space="preserve">Обухов Ю.Р., </w:t>
+            </w:r>
             <w:r>
               <w:rPr>
                 <w:sz w:val="24"/>
               </w:rPr>
-              <w:t>Ю.Р.</w:t>
-            </w:r>
-            <w:proofErr w:type="gramEnd"/>
+              <w:t>Сотникова</w:t>
+            </w:r>
             <w:r>
               <w:rPr>
                 <w:sz w:val="24"/>
               </w:rPr>
-              <w:t xml:space="preserve">, </w:t>
+              <w:t xml:space="preserve"> </w:t>
             </w:r>
             <w:r>
               <w:rPr>
                 <w:sz w:val="24"/>
               </w:rPr>
-              <w:t>Сотникова</w:t>
+              <w:t>О</w:t>
             </w:r>
             <w:r>
               <w:rPr>
                 <w:sz w:val="24"/>
               </w:rPr>
-              <w:t xml:space="preserve"> </w:t>
-            </w:r>
-            <w:proofErr w:type="gramStart"/>
+              <w:t>.</w:t>
+            </w:r>
             <w:r>
               <w:rPr>
                 <w:sz w:val="24"/>
               </w:rPr>
-              <w:t>О</w:t>
+              <w:t>Ю</w:t>
             </w:r>
             <w:r>
               <w:rPr>
                 <w:sz w:val="24"/>
               </w:rPr>
+              <w:t xml:space="preserve">., </w:t>
+            </w:r>
+            <w:r>
+              <w:rPr>
+                <w:sz w:val="24"/>
+              </w:rPr>
+              <w:t>Ложкин А</w:t>
+            </w:r>
+            <w:r>
+              <w:rPr>
+                <w:sz w:val="24"/>
+              </w:rPr>
               <w:t>.</w:t>
             </w:r>
             <w:r>
               <w:rPr>
                 <w:sz w:val="24"/>
               </w:rPr>
-              <w:t>Ю</w:t>
-            </w:r>
-            <w:r>
-              <w:rPr>
-                <w:sz w:val="24"/>
-              </w:rPr>
-              <w:t>.</w:t>
-            </w:r>
-            <w:proofErr w:type="gramEnd"/>
-            <w:r>
-              <w:rPr>
-                <w:sz w:val="24"/>
-              </w:rPr>
-              <w:t xml:space="preserve">, </w:t>
-            </w:r>
-            <w:r>
-              <w:rPr>
-                <w:sz w:val="24"/>
-              </w:rPr>
-              <w:t xml:space="preserve">Ложкин </w:t>
-            </w:r>
-            <w:proofErr w:type="gramStart"/>
-            <w:r>
-              <w:rPr>
-                <w:sz w:val="24"/>
-              </w:rPr>
-              <w:t>А</w:t>
-            </w:r>
-            <w:r>
-              <w:rPr>
-                <w:sz w:val="24"/>
-              </w:rPr>
-              <w:t>.</w:t>
-            </w:r>
-            <w:r>
-              <w:rPr>
-                <w:sz w:val="24"/>
-              </w:rPr>
               <w:t>А.</w:t>
             </w:r>
-            <w:proofErr w:type="gramEnd"/>
           </w:p>
         </w:tc>
       </w:tr>
@@ -1394,10 +1364,10 @@
         <w:jc w:val="center"/>
       </w:pPr>
     </w:p>
-    <w:bookmarkStart w:id="0" w:name="_Toc161049052" w:displacedByCustomXml="next"/>
-    <w:bookmarkStart w:id="1" w:name="_Toc276464067" w:displacedByCustomXml="next"/>
-    <w:bookmarkStart w:id="2" w:name="_Toc273370358" w:displacedByCustomXml="next"/>
-    <w:bookmarkStart w:id="3" w:name="_Toc189299167" w:displacedByCustomXml="next"/>
+    <w:bookmarkStart w:id="0" w:name="_Toc189299167" w:displacedByCustomXml="next"/>
+    <w:bookmarkStart w:id="1" w:name="_Toc273370358" w:displacedByCustomXml="next"/>
+    <w:bookmarkStart w:id="2" w:name="_Toc276464067" w:displacedByCustomXml="next"/>
+    <w:bookmarkStart w:id="3" w:name="_Toc161049052" w:displacedByCustomXml="next"/>
     <w:sdt>
       <w:sdtPr>
         <w:rPr>
@@ -3935,21 +3905,21 @@
         </w:rPr>
       </w:pPr>
       <w:bookmarkStart w:id="9" w:name="_Toc9348639"/>
-      <w:bookmarkStart w:id="10" w:name="_Toc273370359"/>
-      <w:bookmarkStart w:id="11" w:name="_Toc275115364"/>
-      <w:bookmarkStart w:id="12" w:name="_Toc276464068"/>
-      <w:bookmarkStart w:id="13" w:name="_Toc320549710"/>
-      <w:bookmarkStart w:id="14" w:name="_Toc415132954"/>
-      <w:bookmarkStart w:id="15" w:name="_Toc430013699"/>
-      <w:bookmarkStart w:id="16" w:name="_Toc9348638"/>
-      <w:bookmarkStart w:id="17" w:name="_Toc189299168"/>
-      <w:bookmarkStart w:id="18" w:name="_Toc273370366"/>
-      <w:bookmarkStart w:id="19" w:name="_Toc276464076"/>
-      <w:bookmarkStart w:id="20" w:name="_Toc320549716"/>
-      <w:bookmarkStart w:id="21" w:name="_Toc415132960"/>
-      <w:bookmarkStart w:id="22" w:name="_Toc430013705"/>
-      <w:bookmarkStart w:id="23" w:name="_Toc9348645"/>
-      <w:bookmarkStart w:id="24" w:name="_Toc241324654"/>
+      <w:bookmarkStart w:id="10" w:name="_Toc241324654"/>
+      <w:bookmarkStart w:id="11" w:name="_Toc273370359"/>
+      <w:bookmarkStart w:id="12" w:name="_Toc275115364"/>
+      <w:bookmarkStart w:id="13" w:name="_Toc276464068"/>
+      <w:bookmarkStart w:id="14" w:name="_Toc320549710"/>
+      <w:bookmarkStart w:id="15" w:name="_Toc415132954"/>
+      <w:bookmarkStart w:id="16" w:name="_Toc430013699"/>
+      <w:bookmarkStart w:id="17" w:name="_Toc9348638"/>
+      <w:bookmarkStart w:id="18" w:name="_Toc189299168"/>
+      <w:bookmarkStart w:id="19" w:name="_Toc273370366"/>
+      <w:bookmarkStart w:id="20" w:name="_Toc276464076"/>
+      <w:bookmarkStart w:id="21" w:name="_Toc320549716"/>
+      <w:bookmarkStart w:id="22" w:name="_Toc415132960"/>
+      <w:bookmarkStart w:id="23" w:name="_Toc430013705"/>
+      <w:bookmarkStart w:id="24" w:name="_Toc9348645"/>
       <w:r>
         <w:rPr>
           <w:rFonts w:ascii="Times New Roman" w:hAnsi="Times New Roman"/>
@@ -3982,7 +3952,7 @@
         <w:t xml:space="preserve"> и ее условное обозначение</w:t>
       </w:r>
       <w:bookmarkEnd w:id="9"/>
-      <w:bookmarkEnd w:id="24"/>
+      <w:bookmarkEnd w:id="10"/>
     </w:p>
     <w:p>
       <w:pPr>
@@ -4028,13 +3998,13 @@
         </w:rPr>
         <w:t>Основные сокращения термины и определения</w:t>
       </w:r>
-      <w:bookmarkEnd w:id="10"/>
       <w:bookmarkEnd w:id="11"/>
       <w:bookmarkEnd w:id="12"/>
       <w:bookmarkEnd w:id="13"/>
       <w:bookmarkEnd w:id="14"/>
       <w:bookmarkEnd w:id="15"/>
       <w:bookmarkEnd w:id="16"/>
+      <w:bookmarkEnd w:id="17"/>
       <w:bookmarkEnd w:id="25"/>
     </w:p>
     <w:p>
@@ -5009,16 +4979,7 @@
                 <w:szCs w:val="24"/>
                 <w:lang w:eastAsia="ru-RU"/>
               </w:rPr>
-              <w:t xml:space="preserve"> - </w:t>
-            </w:r>
-            <w:r>
-              <w:rPr>
-                <w:rFonts w:ascii="Times New Roman" w:hAnsi="Times New Roman"/>
-                <w:sz w:val="24"/>
-                <w:szCs w:val="24"/>
-                <w:lang w:eastAsia="ru-RU"/>
-              </w:rPr>
-              <w:t xml:space="preserve">это область памяти и режим работы процессора в </w:t>
+              <w:t xml:space="preserve"> - это область памяти и режим работы процессора в </w:t>
             </w:r>
             <w:r>
               <w:rPr>
@@ -5074,10 +5035,10 @@
           <w:szCs w:val="24"/>
         </w:rPr>
       </w:pPr>
-      <w:bookmarkStart w:id="38" w:name="_Toc415132956"/>
-      <w:bookmarkStart w:id="39" w:name="_Toc430013701"/>
-      <w:bookmarkStart w:id="40" w:name="_Toc9348641"/>
-      <w:bookmarkStart w:id="41" w:name="_Toc241324656"/>
+      <w:bookmarkStart w:id="38" w:name="_Toc241324656"/>
+      <w:bookmarkStart w:id="39" w:name="_Toc415132956"/>
+      <w:bookmarkStart w:id="40" w:name="_Toc430013701"/>
+      <w:bookmarkStart w:id="41" w:name="_Toc9348641"/>
       <w:bookmarkEnd w:id="27"/>
       <w:bookmarkEnd w:id="28"/>
       <w:r>
@@ -5087,7 +5048,7 @@
         </w:rPr>
         <w:t>Наименования организации-заказчика</w:t>
       </w:r>
-      <w:bookmarkEnd w:id="41"/>
+      <w:bookmarkEnd w:id="38"/>
       <w:r>
         <w:rPr>
           <w:rFonts w:ascii="Times New Roman" w:hAnsi="Times New Roman"/>
@@ -5101,9 +5062,9 @@
       <w:bookmarkEnd w:id="32"/>
       <w:bookmarkEnd w:id="33"/>
       <w:bookmarkEnd w:id="34"/>
-      <w:bookmarkEnd w:id="38"/>
       <w:bookmarkEnd w:id="39"/>
       <w:bookmarkEnd w:id="40"/>
+      <w:bookmarkEnd w:id="41"/>
     </w:p>
     <w:p>
       <w:pPr>
@@ -5341,28 +5302,35 @@
         </w:rPr>
         <w:t xml:space="preserve"> д</w:t>
       </w:r>
-    </w:p>
-    <w:p>
-      <w:pPr>
-        <w:spacing w:line="276" w:lineRule="auto"/>
-        <w:ind w:right="-2" w:firstLine="709"/>
-        <w:jc w:val="both"/>
-        <w:rPr>
-          <w:sz w:val="24"/>
-          <w:szCs w:val="24"/>
-        </w:rPr>
-      </w:pPr>
-    </w:p>
-    <w:p>
-      <w:pPr>
-        <w:spacing w:line="276" w:lineRule="auto"/>
-        <w:ind w:right="-2" w:firstLine="709"/>
-        <w:jc w:val="both"/>
-        <w:rPr>
-          <w:sz w:val="24"/>
-          <w:szCs w:val="24"/>
-        </w:rPr>
-      </w:pPr>
+      <w:r>
+        <w:rPr>
+          <w:sz w:val="24"/>
+          <w:szCs w:val="24"/>
+        </w:rPr>
+        <w:t xml:space="preserve">емостенд с программным комплексом системы и тестируемые объекты, контейнеры </w:t>
+      </w:r>
+      <w:r>
+        <w:rPr>
+          <w:sz w:val="24"/>
+          <w:szCs w:val="24"/>
+          <w:lang w:val="en-US"/>
+        </w:rPr>
+        <w:t>docker</w:t>
+      </w:r>
+      <w:r>
+        <w:rPr>
+          <w:sz w:val="24"/>
+          <w:szCs w:val="24"/>
+        </w:rPr>
+        <w:t xml:space="preserve"> 2 </w:t>
+      </w:r>
+      <w:r>
+        <w:rPr>
+          <w:sz w:val="24"/>
+          <w:szCs w:val="24"/>
+        </w:rPr>
+        <w:t>и более.</w:t>
+      </w:r>
     </w:p>
     <w:p>
       <w:pPr>
@@ -5381,21 +5349,21 @@
       <w:bookmarkStart w:id="63" w:name="_Toc415132961"/>
       <w:bookmarkStart w:id="64" w:name="_Toc430013706"/>
       <w:bookmarkStart w:id="65" w:name="_Toc9348646"/>
-      <w:bookmarkStart w:id="66" w:name="_Toc189299169"/>
-      <w:bookmarkStart w:id="67" w:name="_Toc273370369"/>
-      <w:bookmarkStart w:id="68" w:name="_Toc276464079"/>
-      <w:bookmarkStart w:id="69" w:name="_Toc320549719"/>
-      <w:bookmarkStart w:id="70" w:name="_Toc415132963"/>
-      <w:bookmarkStart w:id="71" w:name="_Toc430013708"/>
-      <w:bookmarkStart w:id="72" w:name="_Toc9348649"/>
-      <w:bookmarkStart w:id="73" w:name="_Toc241324659"/>
-      <w:bookmarkEnd w:id="17"/>
+      <w:bookmarkStart w:id="66" w:name="_Toc241324659"/>
+      <w:bookmarkStart w:id="67" w:name="_Toc189299169"/>
+      <w:bookmarkStart w:id="68" w:name="_Toc273370369"/>
+      <w:bookmarkStart w:id="69" w:name="_Toc276464079"/>
+      <w:bookmarkStart w:id="70" w:name="_Toc320549719"/>
+      <w:bookmarkStart w:id="71" w:name="_Toc415132963"/>
+      <w:bookmarkStart w:id="72" w:name="_Toc430013708"/>
+      <w:bookmarkStart w:id="73" w:name="_Toc9348649"/>
       <w:bookmarkEnd w:id="18"/>
       <w:bookmarkEnd w:id="19"/>
       <w:bookmarkEnd w:id="20"/>
       <w:bookmarkEnd w:id="21"/>
       <w:bookmarkEnd w:id="22"/>
       <w:bookmarkEnd w:id="23"/>
+      <w:bookmarkEnd w:id="24"/>
       <w:r>
         <w:rPr>
           <w:rFonts w:ascii="Times New Roman" w:hAnsi="Times New Roman"/>
@@ -5410,7 +5378,7 @@
       <w:bookmarkEnd w:id="63"/>
       <w:bookmarkEnd w:id="64"/>
       <w:bookmarkEnd w:id="65"/>
-      <w:bookmarkEnd w:id="73"/>
+      <w:bookmarkEnd w:id="66"/>
     </w:p>
     <w:p>
       <w:pPr>
@@ -6371,13 +6339,13 @@
         <w:lastRenderedPageBreak/>
         <w:t>Характеристика объектов автоматизации</w:t>
       </w:r>
-      <w:bookmarkEnd w:id="66"/>
       <w:bookmarkEnd w:id="67"/>
       <w:bookmarkEnd w:id="68"/>
       <w:bookmarkEnd w:id="69"/>
       <w:bookmarkEnd w:id="70"/>
       <w:bookmarkEnd w:id="71"/>
       <w:bookmarkEnd w:id="72"/>
+      <w:bookmarkEnd w:id="73"/>
       <w:bookmarkEnd w:id="95"/>
     </w:p>
     <w:p>
@@ -6393,10 +6361,10 @@
       <w:bookmarkStart w:id="96" w:name="_Toc415132964"/>
       <w:bookmarkStart w:id="97" w:name="_Toc430013709"/>
       <w:bookmarkStart w:id="98" w:name="_Toc9348650"/>
-      <w:bookmarkStart w:id="99" w:name="_Toc320549720"/>
-      <w:bookmarkStart w:id="100" w:name="_Toc275115374"/>
-      <w:bookmarkStart w:id="101" w:name="_Toc276464080"/>
-      <w:bookmarkStart w:id="102" w:name="_Toc241324663"/>
+      <w:bookmarkStart w:id="99" w:name="_Toc241324663"/>
+      <w:bookmarkStart w:id="100" w:name="_Toc320549720"/>
+      <w:bookmarkStart w:id="101" w:name="_Toc275115374"/>
+      <w:bookmarkStart w:id="102" w:name="_Toc276464080"/>
       <w:r>
         <w:rPr>
           <w:rFonts w:ascii="Times New Roman" w:hAnsi="Times New Roman"/>
@@ -6407,7 +6375,7 @@
       <w:bookmarkEnd w:id="96"/>
       <w:bookmarkEnd w:id="97"/>
       <w:bookmarkEnd w:id="98"/>
-      <w:bookmarkEnd w:id="102"/>
+      <w:bookmarkEnd w:id="99"/>
     </w:p>
     <w:p>
       <w:pPr>
@@ -6423,7 +6391,7 @@
       <w:bookmarkStart w:id="104" w:name="_Toc320549722"/>
       <w:bookmarkStart w:id="105" w:name="_Toc415132965"/>
       <w:bookmarkStart w:id="106" w:name="_Toc430013710"/>
-      <w:bookmarkEnd w:id="99"/>
+      <w:bookmarkEnd w:id="100"/>
       <w:proofErr w:type="spellStart"/>
       <w:r>
         <w:rPr>
@@ -6515,8 +6483,8 @@
         </w:rPr>
         <w:t xml:space="preserve">Организационный объем </w:t>
       </w:r>
-      <w:bookmarkEnd w:id="100"/>
       <w:bookmarkEnd w:id="101"/>
+      <w:bookmarkEnd w:id="102"/>
       <w:bookmarkEnd w:id="103"/>
       <w:bookmarkEnd w:id="104"/>
       <w:bookmarkEnd w:id="105"/>
@@ -6634,30 +6602,14 @@
           <w:sz w:val="24"/>
           <w:szCs w:val="24"/>
         </w:rPr>
-        <w:t xml:space="preserve"> мониторинга распределенных систем в эксплуатации СПБГУТ им. Бонч-</w:t>
-      </w:r>
-      <w:proofErr w:type="gramStart"/>
-      <w:r>
-        <w:rPr>
-          <w:sz w:val="24"/>
-          <w:szCs w:val="24"/>
-        </w:rPr>
-        <w:t xml:space="preserve">Бруевича </w:t>
-      </w:r>
-      <w:r>
-        <w:rPr>
-          <w:sz w:val="24"/>
-          <w:szCs w:val="24"/>
-        </w:rPr>
-        <w:t>,</w:t>
-      </w:r>
-      <w:proofErr w:type="gramEnd"/>
-      <w:r>
-        <w:rPr>
-          <w:sz w:val="24"/>
-          <w:szCs w:val="24"/>
-        </w:rPr>
-        <w:t xml:space="preserve"> включающая процессы:</w:t>
+        <w:t xml:space="preserve"> мониторинга распределенных систем в эксплуатации СПБГУТ им. Бонч-Бруевича </w:t>
+      </w:r>
+      <w:r>
+        <w:rPr>
+          <w:sz w:val="24"/>
+          <w:szCs w:val="24"/>
+        </w:rPr>
+        <w:t>, включающая процессы:</w:t>
       </w:r>
     </w:p>
     <w:p>
@@ -6881,10 +6833,10 @@
       <w:bookmarkStart w:id="122" w:name="_Toc415132968"/>
       <w:bookmarkStart w:id="123" w:name="_Toc430013713"/>
       <w:bookmarkStart w:id="124" w:name="_Toc9348654"/>
-      <w:bookmarkStart w:id="125" w:name="_Toc177034204"/>
-      <w:bookmarkStart w:id="126" w:name="_Toc177034360"/>
-      <w:bookmarkStart w:id="127" w:name="_Toc273370378"/>
-      <w:bookmarkStart w:id="128" w:name="_Toc241324667"/>
+      <w:bookmarkStart w:id="125" w:name="_Toc241324667"/>
+      <w:bookmarkStart w:id="126" w:name="_Toc177034204"/>
+      <w:bookmarkStart w:id="127" w:name="_Toc177034360"/>
+      <w:bookmarkStart w:id="128" w:name="_Toc273370378"/>
       <w:r>
         <w:rPr>
           <w:rFonts w:ascii="Times New Roman" w:hAnsi="Times New Roman"/>
@@ -6895,7 +6847,7 @@
       <w:bookmarkEnd w:id="122"/>
       <w:bookmarkEnd w:id="123"/>
       <w:bookmarkEnd w:id="124"/>
-      <w:bookmarkEnd w:id="128"/>
+      <w:bookmarkEnd w:id="125"/>
     </w:p>
     <w:p>
       <w:pPr>
@@ -6935,7 +6887,6 @@
         </w:rPr>
         <w:t xml:space="preserve"> методологиям, положениям и стандартам реализации </w:t>
       </w:r>
-      <w:proofErr w:type="gramStart"/>
       <w:r>
         <w:rPr>
           <w:sz w:val="24"/>
@@ -6948,15 +6899,7 @@
           <w:sz w:val="24"/>
           <w:szCs w:val="24"/>
         </w:rPr>
-        <w:t>процессов</w:t>
-      </w:r>
-      <w:proofErr w:type="gramEnd"/>
-      <w:r>
-        <w:rPr>
-          <w:sz w:val="24"/>
-          <w:szCs w:val="24"/>
-        </w:rPr>
-        <w:t>, информационную поддержку процессов накопления информации автоматизируемых процессов и минимизацию дублирования ввода информации.</w:t>
+        <w:t>процессов, информационную поддержку процессов накопления информации автоматизируемых процессов и минимизацию дублирования ввода информации.</w:t>
       </w:r>
     </w:p>
     <w:p>
@@ -7230,14 +7173,7 @@
           <w:sz w:val="24"/>
           <w:szCs w:val="24"/>
         </w:rPr>
-        <w:t>что минимизирует ошибки последующих обновлений</w:t>
-      </w:r>
-      <w:r>
-        <w:rPr>
-          <w:sz w:val="24"/>
-          <w:szCs w:val="24"/>
-        </w:rPr>
-        <w:t>.</w:t>
+        <w:t>что минимизирует ошибки последующих обновлений.</w:t>
       </w:r>
     </w:p>
     <w:p>
@@ -7286,23 +7222,7 @@
           <w:sz w:val="24"/>
           <w:szCs w:val="24"/>
         </w:rPr>
-        <w:t>должна работать 24/7/</w:t>
-      </w:r>
-      <w:proofErr w:type="gramStart"/>
-      <w:r>
-        <w:rPr>
-          <w:sz w:val="24"/>
-          <w:szCs w:val="24"/>
-        </w:rPr>
-        <w:t>365</w:t>
-      </w:r>
-      <w:proofErr w:type="gramEnd"/>
-      <w:r>
-        <w:rPr>
-          <w:sz w:val="24"/>
-          <w:szCs w:val="24"/>
-        </w:rPr>
-        <w:t xml:space="preserve"> как и сама </w:t>
+        <w:t xml:space="preserve">должна работать 24/7/365 как и сама </w:t>
       </w:r>
       <w:proofErr w:type="spellStart"/>
       <w:r>
@@ -7318,23 +7238,7 @@
           <w:sz w:val="24"/>
           <w:szCs w:val="24"/>
         </w:rPr>
-        <w:t xml:space="preserve"> система, так как кодовая база будет </w:t>
-      </w:r>
-      <w:proofErr w:type="gramStart"/>
-      <w:r>
-        <w:rPr>
-          <w:sz w:val="24"/>
-          <w:szCs w:val="24"/>
-        </w:rPr>
-        <w:t>находится</w:t>
-      </w:r>
-      <w:proofErr w:type="gramEnd"/>
-      <w:r>
-        <w:rPr>
-          <w:sz w:val="24"/>
-          <w:szCs w:val="24"/>
-        </w:rPr>
-        <w:t xml:space="preserve"> на уровне пространства ядра.</w:t>
+        <w:t xml:space="preserve"> система, так как кодовая база будет находится на уровне пространства ядра.</w:t>
       </w:r>
     </w:p>
     <w:p>
@@ -7361,14 +7265,14 @@
       <w:bookmarkStart w:id="150" w:name="_Toc415132978"/>
       <w:bookmarkStart w:id="151" w:name="_Toc430013722"/>
       <w:bookmarkStart w:id="152" w:name="_Toc9348662"/>
-      <w:bookmarkStart w:id="153" w:name="_Toc177034210"/>
-      <w:bookmarkStart w:id="154" w:name="_Toc177034366"/>
-      <w:bookmarkStart w:id="155" w:name="_Toc273370381"/>
-      <w:bookmarkStart w:id="156" w:name="_Toc320549737"/>
-      <w:bookmarkStart w:id="157" w:name="_Toc241324672"/>
-      <w:bookmarkEnd w:id="125"/>
+      <w:bookmarkStart w:id="153" w:name="_Toc241324672"/>
+      <w:bookmarkStart w:id="154" w:name="_Toc177034210"/>
+      <w:bookmarkStart w:id="155" w:name="_Toc177034366"/>
+      <w:bookmarkStart w:id="156" w:name="_Toc273370381"/>
+      <w:bookmarkStart w:id="157" w:name="_Toc320549737"/>
       <w:bookmarkEnd w:id="126"/>
       <w:bookmarkEnd w:id="127"/>
+      <w:bookmarkEnd w:id="128"/>
       <w:r>
         <w:rPr>
           <w:i/>
@@ -7383,7 +7287,7 @@
       <w:bookmarkEnd w:id="150"/>
       <w:bookmarkEnd w:id="151"/>
       <w:bookmarkEnd w:id="152"/>
-      <w:bookmarkEnd w:id="157"/>
+      <w:bookmarkEnd w:id="153"/>
     </w:p>
     <w:p>
       <w:pPr>
@@ -7915,15 +7819,15 @@
       <w:bookmarkStart w:id="526" w:name="_Toc9332200"/>
       <w:bookmarkStart w:id="527" w:name="_Ref7014215"/>
       <w:bookmarkStart w:id="528" w:name="_Toc8895101"/>
-      <w:bookmarkStart w:id="529" w:name="_Toc9332201"/>
-      <w:bookmarkStart w:id="530" w:name="_Toc177034218"/>
-      <w:bookmarkStart w:id="531" w:name="_Toc177034374"/>
-      <w:bookmarkStart w:id="532" w:name="_Toc273370386"/>
-      <w:bookmarkStart w:id="533" w:name="_Toc241324673"/>
-      <w:bookmarkEnd w:id="153"/>
+      <w:bookmarkStart w:id="529" w:name="_Toc241324673"/>
+      <w:bookmarkStart w:id="530" w:name="_Toc9332201"/>
+      <w:bookmarkStart w:id="531" w:name="_Toc177034218"/>
+      <w:bookmarkStart w:id="532" w:name="_Toc177034374"/>
+      <w:bookmarkStart w:id="533" w:name="_Toc273370386"/>
       <w:bookmarkEnd w:id="154"/>
       <w:bookmarkEnd w:id="155"/>
       <w:bookmarkEnd w:id="156"/>
+      <w:bookmarkEnd w:id="157"/>
       <w:bookmarkEnd w:id="158"/>
       <w:bookmarkEnd w:id="159"/>
       <w:bookmarkEnd w:id="160"/>
@@ -8302,7 +8206,7 @@
       </w:r>
       <w:bookmarkEnd w:id="527"/>
       <w:bookmarkEnd w:id="528"/>
-      <w:bookmarkEnd w:id="533"/>
+      <w:bookmarkEnd w:id="529"/>
     </w:p>
     <w:p>
       <w:pPr>
@@ -8503,30 +8407,14 @@
           <w:sz w:val="24"/>
           <w:szCs w:val="24"/>
         </w:rPr>
-        <w:t xml:space="preserve"> сбора </w:t>
-      </w:r>
-      <w:proofErr w:type="gramStart"/>
-      <w:r>
-        <w:rPr>
-          <w:sz w:val="24"/>
-          <w:szCs w:val="24"/>
-        </w:rPr>
-        <w:t>метрик</w:t>
-      </w:r>
-      <w:r>
-        <w:rPr>
-          <w:sz w:val="24"/>
-          <w:szCs w:val="24"/>
-        </w:rPr>
-        <w:t>(</w:t>
-      </w:r>
-      <w:proofErr w:type="gramEnd"/>
-      <w:r>
-        <w:rPr>
-          <w:sz w:val="24"/>
-          <w:szCs w:val="24"/>
-        </w:rPr>
-        <w:t>может быть реализована в составе модуля пользовательского приложения и/или демона журналирования)</w:t>
+        <w:t xml:space="preserve"> сбора метрик</w:t>
+      </w:r>
+      <w:r>
+        <w:rPr>
+          <w:sz w:val="24"/>
+          <w:szCs w:val="24"/>
+        </w:rPr>
+        <w:t>(может быть реализована в составе модуля пользовательского приложения и/или демона журналирования)</w:t>
       </w:r>
       <w:r>
         <w:rPr>
@@ -8576,9 +8464,9 @@
       <w:bookmarkStart w:id="546" w:name="_Toc382480111"/>
       <w:bookmarkStart w:id="547" w:name="_Toc382487019"/>
       <w:bookmarkStart w:id="548" w:name="_Toc6814295"/>
-      <w:bookmarkStart w:id="549" w:name="_Toc524946018"/>
+      <w:bookmarkStart w:id="549" w:name="_Toc241324674"/>
       <w:bookmarkStart w:id="550" w:name="_Toc8895103"/>
-      <w:bookmarkStart w:id="551" w:name="_Toc241324674"/>
+      <w:bookmarkStart w:id="551" w:name="_Toc524946018"/>
       <w:bookmarkEnd w:id="534"/>
       <w:bookmarkEnd w:id="535"/>
       <w:bookmarkEnd w:id="536"/>
@@ -8600,7 +8488,7 @@
         </w:rPr>
         <w:t>Общие требования к функциям модуля</w:t>
       </w:r>
-      <w:bookmarkEnd w:id="551"/>
+      <w:bookmarkEnd w:id="549"/>
       <w:r>
         <w:rPr>
           <w:i/>
@@ -8788,7 +8676,7 @@
       <w:bookmarkStart w:id="556" w:name="_Toc524946023"/>
       <w:bookmarkStart w:id="557" w:name="_Toc8895125"/>
       <w:bookmarkStart w:id="558" w:name="_Toc241324675"/>
-      <w:bookmarkEnd w:id="549"/>
+      <w:bookmarkEnd w:id="551"/>
       <w:r>
         <w:rPr>
           <w:i/>
@@ -10590,10 +10478,10 @@
       <w:bookmarkStart w:id="646" w:name="_Toc430013733"/>
       <w:bookmarkStart w:id="647" w:name="_Toc9348702"/>
       <w:bookmarkStart w:id="648" w:name="_Toc241324679"/>
-      <w:bookmarkEnd w:id="529"/>
       <w:bookmarkEnd w:id="530"/>
       <w:bookmarkEnd w:id="531"/>
       <w:bookmarkEnd w:id="532"/>
+      <w:bookmarkEnd w:id="533"/>
       <w:bookmarkEnd w:id="568"/>
       <w:bookmarkEnd w:id="569"/>
       <w:bookmarkEnd w:id="570"/>
@@ -11107,6 +10995,7 @@
       </w:r>
       <w:r>
         <w:rPr>
+          <w:noProof/>
           <w:sz w:val="24"/>
           <w:szCs w:val="24"/>
         </w:rPr>
@@ -11177,10 +11066,10 @@
       <w:bookmarkStart w:id="674" w:name="_Toc415132997"/>
       <w:bookmarkStart w:id="675" w:name="_Toc430013737"/>
       <w:bookmarkStart w:id="676" w:name="_Toc9348706"/>
-      <w:bookmarkStart w:id="677" w:name="_Toc189299173"/>
-      <w:bookmarkStart w:id="678" w:name="_Toc273370399"/>
-      <w:bookmarkStart w:id="679" w:name="_Toc276464099"/>
-      <w:bookmarkStart w:id="680" w:name="_Toc241324682"/>
+      <w:bookmarkStart w:id="677" w:name="_Toc241324682"/>
+      <w:bookmarkStart w:id="678" w:name="_Toc189299173"/>
+      <w:bookmarkStart w:id="679" w:name="_Toc273370399"/>
+      <w:bookmarkStart w:id="680" w:name="_Toc276464099"/>
       <w:r>
         <w:rPr>
           <w:rFonts w:ascii="Times New Roman" w:hAnsi="Times New Roman"/>
@@ -11195,7 +11084,7 @@
       <w:bookmarkEnd w:id="674"/>
       <w:bookmarkEnd w:id="675"/>
       <w:bookmarkEnd w:id="676"/>
-      <w:bookmarkEnd w:id="680"/>
+      <w:bookmarkEnd w:id="677"/>
     </w:p>
     <w:p>
       <w:pPr>
@@ -11296,7 +11185,6 @@
         </w:rPr>
         <w:t xml:space="preserve">После успешного проведения приёмочных испытаний принимается решение о </w:t>
       </w:r>
-      <w:proofErr w:type="gramStart"/>
       <w:r>
         <w:rPr>
           <w:sz w:val="24"/>
@@ -11311,7 +11199,6 @@
         </w:rPr>
         <w:t xml:space="preserve"> Системы</w:t>
       </w:r>
-      <w:proofErr w:type="gramEnd"/>
       <w:r>
         <w:rPr>
           <w:sz w:val="24"/>
@@ -11327,9 +11214,9 @@
         <w:t xml:space="preserve">. </w:t>
       </w:r>
     </w:p>
-    <w:bookmarkEnd w:id="677"/>
     <w:bookmarkEnd w:id="678"/>
     <w:bookmarkEnd w:id="679"/>
+    <w:bookmarkEnd w:id="680"/>
     <w:bookmarkEnd w:id="683"/>
     <w:bookmarkEnd w:id="684"/>
     <w:bookmarkEnd w:id="685"/>
@@ -18928,6 +18815,7 @@
   <w:style w:type="character" w:default="1" w:styleId="af">
     <w:name w:val="Default Paragraph Font"/>
     <w:uiPriority w:val="1"/>
+    <w:semiHidden/>
     <w:unhideWhenUsed/>
   </w:style>
   <w:style w:type="table" w:default="1" w:styleId="af0">
